--- a/Software Testing Assignment 1.docx
+++ b/Software Testing Assignment 1.docx
@@ -6331,13 +6331,7 @@
         <w:t>Teams regularly reflect on how to become more effective and adjust</w:t>
       </w:r>
       <w:r>
-        <w:t xml:space="preserve"> its </w:t>
-      </w:r>
-      <w:r>
-        <w:t>behavior accordingly</w:t>
-      </w:r>
-      <w:r>
-        <w:t>.</w:t>
+        <w:t xml:space="preserve"> its behavior accordingly.</w:t>
       </w:r>
     </w:p>
     <w:p>
@@ -7243,8 +7237,6 @@
         <w:lastRenderedPageBreak/>
         <w:t>5. Scope Creep</w:t>
       </w:r>
-      <w:bookmarkStart w:id="0" w:name="_GoBack"/>
-      <w:bookmarkEnd w:id="0"/>
     </w:p>
     <w:p>
       <w:pPr>
@@ -7288,19 +7280,667 @@
         <w:t xml:space="preserve">Works best for dynamic projects, not for fixed and rigid requirements. </w:t>
       </w:r>
     </w:p>
+    <w:p>
+      <w:pPr>
+        <w:rPr>
+          <w:rStyle w:val="Heading2Char"/>
+          <w:b/>
+        </w:rPr>
+      </w:pPr>
+      <w:r>
+        <w:rPr>
+          <w:b/>
+          <w:sz w:val="28"/>
+          <w:szCs w:val="28"/>
+        </w:rPr>
+        <w:t>Q.17</w:t>
+      </w:r>
+      <w:r>
+        <w:rPr>
+          <w:b/>
+          <w:sz w:val="28"/>
+          <w:szCs w:val="28"/>
+        </w:rPr>
+        <w:t>. Draw Use</w:t>
+      </w:r>
+      <w:r>
+        <w:rPr>
+          <w:b/>
+          <w:sz w:val="28"/>
+          <w:szCs w:val="28"/>
+        </w:rPr>
+        <w:t xml:space="preserve"> </w:t>
+      </w:r>
+      <w:r>
+        <w:rPr>
+          <w:b/>
+          <w:sz w:val="28"/>
+          <w:szCs w:val="28"/>
+        </w:rPr>
+        <w:t>case on online bill payment system (</w:t>
+      </w:r>
+      <w:proofErr w:type="spellStart"/>
+      <w:r>
+        <w:rPr>
+          <w:b/>
+          <w:sz w:val="28"/>
+          <w:szCs w:val="28"/>
+        </w:rPr>
+        <w:t>paytm</w:t>
+      </w:r>
+      <w:proofErr w:type="spellEnd"/>
+      <w:proofErr w:type="gramStart"/>
+      <w:r>
+        <w:rPr>
+          <w:b/>
+          <w:sz w:val="28"/>
+          <w:szCs w:val="28"/>
+        </w:rPr>
+        <w:t>)</w:t>
+      </w:r>
+      <w:r>
+        <w:rPr>
+          <w:b/>
+          <w:sz w:val="28"/>
+          <w:szCs w:val="28"/>
+        </w:rPr>
+        <w:t xml:space="preserve"> </w:t>
+      </w:r>
+      <w:r>
+        <w:rPr>
+          <w:b/>
+          <w:sz w:val="28"/>
+          <w:szCs w:val="28"/>
+        </w:rPr>
+        <w:t>.</w:t>
+      </w:r>
+      <w:proofErr w:type="gramEnd"/>
+      <w:r>
+        <w:rPr>
+          <w:b/>
+          <w:sz w:val="28"/>
+          <w:szCs w:val="28"/>
+        </w:rPr>
+        <w:t>?</w:t>
+      </w:r>
+      <w:r>
+        <w:rPr>
+          <w:b/>
+          <w:sz w:val="28"/>
+          <w:szCs w:val="28"/>
+        </w:rPr>
+        <w:t xml:space="preserve">                                                                 </w:t>
+      </w:r>
+      <w:proofErr w:type="spellStart"/>
+      <w:r>
+        <w:rPr>
+          <w:b/>
+          <w:sz w:val="28"/>
+          <w:szCs w:val="28"/>
+          <w:u w:val="single"/>
+        </w:rPr>
+        <w:t>Ans</w:t>
+      </w:r>
+      <w:proofErr w:type="spellEnd"/>
+      <w:r>
+        <w:rPr>
+          <w:b/>
+          <w:sz w:val="28"/>
+          <w:szCs w:val="28"/>
+          <w:u w:val="single"/>
+        </w:rPr>
+        <w:t>:-</w:t>
+      </w:r>
+      <w:r>
+        <w:rPr>
+          <w:b/>
+          <w:sz w:val="28"/>
+          <w:szCs w:val="28"/>
+          <w:u w:val="single"/>
+        </w:rPr>
+        <w:t xml:space="preserve">    </w:t>
+      </w:r>
+      <w:hyperlink r:id="rId5" w:anchor="%7B%22pageId%22%3A%22k5t-P4IQa44M4lJu2Iph%22%7D" w:history="1">
+        <w:r>
+          <w:rPr>
+            <w:rStyle w:val="Hyperlink"/>
+            <w:rFonts w:asciiTheme="majorHAnsi" w:eastAsiaTheme="majorEastAsia" w:hAnsiTheme="majorHAnsi" w:cstheme="majorBidi"/>
+            <w:b/>
+            <w:sz w:val="26"/>
+            <w:szCs w:val="26"/>
+          </w:rPr>
+          <w:t>https://app.diagrams.net/?src=about#G1c7LXnuOeE_l6Vvframi8dCyZEyQWSrIc#%7B%22pageId%22%3A%22k5t-P4IQa44M4lJu2Iph%22%7D</w:t>
+        </w:r>
+      </w:hyperlink>
+    </w:p>
+    <w:p>
+      <w:pPr>
+        <w:rPr>
+          <w:rStyle w:val="Heading2Char"/>
+          <w:b/>
+        </w:rPr>
+      </w:pPr>
+    </w:p>
+    <w:p>
+      <w:pPr>
+        <w:rPr>
+          <w:rStyle w:val="Heading1Char"/>
+          <w:b/>
+          <w:sz w:val="26"/>
+          <w:szCs w:val="26"/>
+        </w:rPr>
+      </w:pPr>
+      <w:r>
+        <w:rPr>
+          <w:b/>
+          <w:sz w:val="28"/>
+          <w:szCs w:val="28"/>
+        </w:rPr>
+        <w:t>Q.18.Draw Use</w:t>
+      </w:r>
+      <w:r>
+        <w:rPr>
+          <w:b/>
+          <w:sz w:val="28"/>
+          <w:szCs w:val="28"/>
+        </w:rPr>
+        <w:t xml:space="preserve"> </w:t>
+      </w:r>
+      <w:r>
+        <w:rPr>
+          <w:b/>
+          <w:sz w:val="28"/>
+          <w:szCs w:val="28"/>
+        </w:rPr>
+        <w:t>case on banking system for customers.?</w:t>
+      </w:r>
+      <w:r>
+        <w:rPr>
+          <w:b/>
+          <w:sz w:val="28"/>
+          <w:szCs w:val="28"/>
+        </w:rPr>
+        <w:t xml:space="preserve">                                                                                               </w:t>
+      </w:r>
+      <w:proofErr w:type="spellStart"/>
+      <w:r>
+        <w:rPr>
+          <w:b/>
+          <w:sz w:val="28"/>
+          <w:szCs w:val="28"/>
+          <w:u w:val="single"/>
+        </w:rPr>
+        <w:t>Ans</w:t>
+      </w:r>
+      <w:proofErr w:type="spellEnd"/>
+      <w:r>
+        <w:rPr>
+          <w:b/>
+          <w:sz w:val="28"/>
+          <w:szCs w:val="28"/>
+          <w:u w:val="single"/>
+        </w:rPr>
+        <w:t>:-</w:t>
+      </w:r>
+      <w:r>
+        <w:rPr>
+          <w:b/>
+          <w:sz w:val="28"/>
+          <w:szCs w:val="28"/>
+          <w:u w:val="single"/>
+        </w:rPr>
+        <w:t xml:space="preserve"> </w:t>
+      </w:r>
+      <w:r>
+        <w:rPr>
+          <w:b/>
+          <w:sz w:val="28"/>
+          <w:szCs w:val="28"/>
+          <w:u w:val="single"/>
+        </w:rPr>
+        <w:t xml:space="preserve">      </w:t>
+      </w:r>
+      <w:hyperlink r:id="rId6" w:history="1">
+        <w:r>
+          <w:rPr>
+            <w:rStyle w:val="Hyperlink"/>
+            <w:rFonts w:asciiTheme="majorHAnsi" w:eastAsiaTheme="majorEastAsia" w:hAnsiTheme="majorHAnsi" w:cstheme="majorBidi"/>
+            <w:b/>
+            <w:sz w:val="26"/>
+            <w:szCs w:val="26"/>
+          </w:rPr>
+          <w:t>https://app.diagrams.net/?src=about#G1c7LXnuOeE_l6Vvframi8dCyZEyQWSrIc#%7B%22pageId%22%3A%22SF8UVA8lkhBw-LpD83JK%22%7D</w:t>
+        </w:r>
+      </w:hyperlink>
+    </w:p>
+    <w:p>
+      <w:pPr>
+        <w:rPr>
+          <w:rStyle w:val="Heading1Char"/>
+          <w:b/>
+          <w:sz w:val="26"/>
+          <w:szCs w:val="26"/>
+        </w:rPr>
+      </w:pPr>
+    </w:p>
+    <w:p>
+      <w:pPr>
+        <w:rPr>
+          <w:rStyle w:val="Heading1Char"/>
+          <w:b/>
+          <w:sz w:val="26"/>
+          <w:szCs w:val="26"/>
+          <w:u w:val="single"/>
+        </w:rPr>
+      </w:pPr>
+      <w:r>
+        <w:rPr>
+          <w:b/>
+          <w:sz w:val="28"/>
+          <w:szCs w:val="28"/>
+        </w:rPr>
+        <w:t xml:space="preserve">Q.19. </w:t>
+      </w:r>
+      <w:r>
+        <w:rPr>
+          <w:b/>
+          <w:sz w:val="28"/>
+          <w:szCs w:val="28"/>
+        </w:rPr>
+        <w:t>Draw Use</w:t>
+      </w:r>
+      <w:r>
+        <w:rPr>
+          <w:b/>
+          <w:sz w:val="28"/>
+          <w:szCs w:val="28"/>
+        </w:rPr>
+        <w:t xml:space="preserve"> </w:t>
+      </w:r>
+      <w:r>
+        <w:rPr>
+          <w:b/>
+          <w:sz w:val="28"/>
+          <w:szCs w:val="28"/>
+        </w:rPr>
+        <w:t>case on Broadcasting System.</w:t>
+      </w:r>
+      <w:r>
+        <w:rPr>
+          <w:b/>
+          <w:sz w:val="28"/>
+          <w:szCs w:val="28"/>
+        </w:rPr>
+        <w:t>?</w:t>
+      </w:r>
+      <w:r>
+        <w:rPr>
+          <w:b/>
+          <w:sz w:val="28"/>
+          <w:szCs w:val="28"/>
+        </w:rPr>
+        <w:t xml:space="preserve">                                                                                                 </w:t>
+      </w:r>
+      <w:proofErr w:type="spellStart"/>
+      <w:r>
+        <w:rPr>
+          <w:b/>
+          <w:sz w:val="28"/>
+          <w:szCs w:val="28"/>
+          <w:u w:val="single"/>
+        </w:rPr>
+        <w:t>Ans</w:t>
+      </w:r>
+      <w:proofErr w:type="spellEnd"/>
+      <w:r>
+        <w:rPr>
+          <w:b/>
+          <w:sz w:val="28"/>
+          <w:szCs w:val="28"/>
+          <w:u w:val="single"/>
+        </w:rPr>
+        <w:t>:-</w:t>
+      </w:r>
+      <w:r>
+        <w:rPr>
+          <w:b/>
+          <w:sz w:val="28"/>
+          <w:szCs w:val="28"/>
+          <w:u w:val="single"/>
+        </w:rPr>
+        <w:t xml:space="preserve">  </w:t>
+      </w:r>
+      <w:r>
+        <w:rPr>
+          <w:b/>
+          <w:sz w:val="28"/>
+          <w:szCs w:val="28"/>
+          <w:u w:val="single"/>
+        </w:rPr>
+        <w:t xml:space="preserve">    </w:t>
+      </w:r>
+      <w:hyperlink r:id="rId7" w:history="1">
+        <w:r>
+          <w:rPr>
+            <w:rStyle w:val="Hyperlink"/>
+            <w:rFonts w:asciiTheme="majorHAnsi" w:eastAsiaTheme="majorEastAsia" w:hAnsiTheme="majorHAnsi" w:cstheme="majorBidi"/>
+            <w:b/>
+            <w:sz w:val="26"/>
+            <w:szCs w:val="26"/>
+          </w:rPr>
+          <w:t>https://app.diagrams.net/?src=about#G1c7LXnuOeE_l6Vvframi8dCyZEyQWSrIc#%7B%22pageId%22%3A%22Tj8vACTEjxvCb_T2TSiH%22%7D</w:t>
+        </w:r>
+      </w:hyperlink>
+    </w:p>
+    <w:p>
+      <w:pPr>
+        <w:rPr>
+          <w:rStyle w:val="Heading1Char"/>
+          <w:b/>
+          <w:sz w:val="26"/>
+          <w:szCs w:val="26"/>
+          <w:u w:val="single"/>
+        </w:rPr>
+      </w:pPr>
+    </w:p>
+    <w:p>
+      <w:pPr>
+        <w:rPr>
+          <w:b/>
+          <w:sz w:val="28"/>
+          <w:szCs w:val="28"/>
+          <w:u w:val="single"/>
+        </w:rPr>
+      </w:pPr>
+      <w:r>
+        <w:rPr>
+          <w:b/>
+          <w:sz w:val="28"/>
+          <w:szCs w:val="28"/>
+        </w:rPr>
+        <w:t>Q.20</w:t>
+      </w:r>
+      <w:r>
+        <w:rPr>
+          <w:b/>
+          <w:sz w:val="28"/>
+          <w:szCs w:val="28"/>
+        </w:rPr>
+        <w:t xml:space="preserve">. </w:t>
+      </w:r>
+      <w:r>
+        <w:rPr>
+          <w:b/>
+          <w:sz w:val="28"/>
+          <w:szCs w:val="28"/>
+        </w:rPr>
+        <w:t>Draw use</w:t>
+      </w:r>
+      <w:r>
+        <w:rPr>
+          <w:b/>
+          <w:sz w:val="28"/>
+          <w:szCs w:val="28"/>
+        </w:rPr>
+        <w:t xml:space="preserve"> </w:t>
+      </w:r>
+      <w:r>
+        <w:rPr>
+          <w:b/>
+          <w:sz w:val="28"/>
+          <w:szCs w:val="28"/>
+        </w:rPr>
+        <w:t xml:space="preserve">case on OTT </w:t>
+      </w:r>
+      <w:proofErr w:type="gramStart"/>
+      <w:r>
+        <w:rPr>
+          <w:b/>
+          <w:sz w:val="28"/>
+          <w:szCs w:val="28"/>
+        </w:rPr>
+        <w:t>Platform</w:t>
+      </w:r>
+      <w:r>
+        <w:t xml:space="preserve"> </w:t>
+      </w:r>
+      <w:r>
+        <w:rPr>
+          <w:b/>
+          <w:sz w:val="28"/>
+          <w:szCs w:val="28"/>
+        </w:rPr>
+        <w:t>.</w:t>
+      </w:r>
+      <w:proofErr w:type="gramEnd"/>
+      <w:r>
+        <w:rPr>
+          <w:b/>
+          <w:sz w:val="28"/>
+          <w:szCs w:val="28"/>
+        </w:rPr>
+        <w:t>?</w:t>
+      </w:r>
+      <w:r>
+        <w:rPr>
+          <w:b/>
+          <w:sz w:val="28"/>
+          <w:szCs w:val="28"/>
+        </w:rPr>
+        <w:t xml:space="preserve">                                                                                                                              </w:t>
+      </w:r>
+      <w:proofErr w:type="spellStart"/>
+      <w:proofErr w:type="gramStart"/>
+      <w:r>
+        <w:rPr>
+          <w:b/>
+          <w:sz w:val="28"/>
+          <w:szCs w:val="28"/>
+          <w:u w:val="single"/>
+        </w:rPr>
+        <w:t>Ans</w:t>
+      </w:r>
+      <w:proofErr w:type="spellEnd"/>
+      <w:r>
+        <w:rPr>
+          <w:b/>
+          <w:sz w:val="28"/>
+          <w:szCs w:val="28"/>
+          <w:u w:val="single"/>
+        </w:rPr>
+        <w:t>:-</w:t>
+      </w:r>
+      <w:proofErr w:type="gramEnd"/>
+      <w:r>
+        <w:rPr>
+          <w:b/>
+          <w:sz w:val="28"/>
+          <w:szCs w:val="28"/>
+          <w:u w:val="single"/>
+        </w:rPr>
+        <w:t xml:space="preserve">  </w:t>
+      </w:r>
+    </w:p>
+    <w:p>
+      <w:pPr>
+        <w:pStyle w:val="Heading1"/>
+        <w:rPr>
+          <w:b/>
+          <w:sz w:val="26"/>
+          <w:szCs w:val="26"/>
+          <w:u w:val="single"/>
+        </w:rPr>
+      </w:pPr>
+      <w:hyperlink r:id="rId8" w:history="1">
+        <w:r>
+          <w:rPr>
+            <w:rStyle w:val="Hyperlink"/>
+            <w:b/>
+            <w:sz w:val="26"/>
+            <w:szCs w:val="26"/>
+          </w:rPr>
+          <w:t>https://app.diagrams.net/?src=about#G1c7LXnuOeE_l6Vvframi8dCyZEyQWSrIc#%7B%22pageId%22%3A%22aj21g1PwZ5j4Je1RFPz3%22%7D</w:t>
+        </w:r>
+      </w:hyperlink>
+    </w:p>
     <w:p/>
+    <w:p>
+      <w:pPr>
+        <w:rPr>
+          <w:b/>
+          <w:sz w:val="28"/>
+          <w:szCs w:val="28"/>
+          <w:u w:val="single"/>
+        </w:rPr>
+      </w:pPr>
+      <w:r>
+        <w:rPr>
+          <w:b/>
+          <w:sz w:val="28"/>
+          <w:szCs w:val="28"/>
+        </w:rPr>
+        <w:t>Q.21</w:t>
+      </w:r>
+      <w:proofErr w:type="gramStart"/>
+      <w:r>
+        <w:rPr>
+          <w:b/>
+          <w:sz w:val="28"/>
+          <w:szCs w:val="28"/>
+        </w:rPr>
+        <w:t xml:space="preserve">. </w:t>
+      </w:r>
+      <w:proofErr w:type="gramEnd"/>
+      <w:r>
+        <w:rPr>
+          <w:b/>
+          <w:sz w:val="28"/>
+          <w:szCs w:val="28"/>
+        </w:rPr>
+        <w:t xml:space="preserve">Draw </w:t>
+      </w:r>
+      <w:proofErr w:type="spellStart"/>
+      <w:r>
+        <w:rPr>
+          <w:b/>
+          <w:sz w:val="28"/>
+          <w:szCs w:val="28"/>
+        </w:rPr>
+        <w:t>usecase</w:t>
+      </w:r>
+      <w:proofErr w:type="spellEnd"/>
+      <w:r>
+        <w:rPr>
+          <w:b/>
+          <w:sz w:val="28"/>
+          <w:szCs w:val="28"/>
+        </w:rPr>
+        <w:t xml:space="preserve"> on E-commerce application</w:t>
+      </w:r>
+      <w:r>
+        <w:rPr>
+          <w:b/>
+          <w:sz w:val="28"/>
+          <w:szCs w:val="28"/>
+        </w:rPr>
+        <w:t>.?</w:t>
+      </w:r>
+      <w:r>
+        <w:rPr>
+          <w:b/>
+          <w:sz w:val="28"/>
+          <w:szCs w:val="28"/>
+        </w:rPr>
+        <w:t xml:space="preserve">                                                                                                    </w:t>
+      </w:r>
+      <w:proofErr w:type="spellStart"/>
+      <w:proofErr w:type="gramStart"/>
+      <w:r>
+        <w:rPr>
+          <w:b/>
+          <w:sz w:val="28"/>
+          <w:szCs w:val="28"/>
+          <w:u w:val="single"/>
+        </w:rPr>
+        <w:t>Ans</w:t>
+      </w:r>
+      <w:proofErr w:type="spellEnd"/>
+      <w:r>
+        <w:rPr>
+          <w:b/>
+          <w:sz w:val="28"/>
+          <w:szCs w:val="28"/>
+          <w:u w:val="single"/>
+        </w:rPr>
+        <w:t>:-</w:t>
+      </w:r>
+      <w:proofErr w:type="gramEnd"/>
+    </w:p>
+    <w:p>
+      <w:pPr>
+        <w:pStyle w:val="Heading1"/>
+        <w:rPr>
+          <w:b/>
+          <w:sz w:val="26"/>
+          <w:szCs w:val="26"/>
+          <w:u w:val="single"/>
+        </w:rPr>
+      </w:pPr>
+      <w:bookmarkStart w:id="0" w:name="_GoBack"/>
+      <w:r>
+        <w:rPr>
+          <w:b/>
+          <w:sz w:val="26"/>
+          <w:szCs w:val="26"/>
+          <w:u w:val="single"/>
+        </w:rPr>
+        <w:t>https://app.diagrams.net/?src=about#G1c7LXnuOeE_l6Vvframi8dCyZEyQWSrIc#%7B%22pageId%22%3A%222pkAfZrVhP_2JAeuzc6X%22%7D</w:t>
+      </w:r>
+    </w:p>
+    <w:bookmarkEnd w:id="0"/>
+    <w:p>
+      <w:pPr>
+        <w:rPr>
+          <w:u w:val="single"/>
+        </w:rPr>
+      </w:pPr>
+    </w:p>
+    <w:p>
+      <w:pPr>
+        <w:rPr>
+          <w:rStyle w:val="Heading1Char"/>
+          <w:b/>
+          <w:sz w:val="26"/>
+          <w:szCs w:val="26"/>
+          <w:u w:val="single"/>
+        </w:rPr>
+      </w:pPr>
+    </w:p>
     <w:p>
       <w:pPr>
         <w:pStyle w:val="NormalWeb"/>
         <w:ind w:left="720"/>
-      </w:pPr>
-    </w:p>
-    <w:p>
-      <w:pPr>
-        <w:spacing w:before="100" w:beforeAutospacing="1" w:after="100" w:afterAutospacing="1" w:line="240" w:lineRule="auto"/>
+        <w:rPr>
+          <w:b/>
+        </w:rPr>
+      </w:pPr>
+    </w:p>
+    <w:p>
+      <w:pPr>
+        <w:pStyle w:val="NormalWeb"/>
         <w:ind w:left="720"/>
         <w:rPr>
+          <w:b/>
+        </w:rPr>
+      </w:pPr>
+    </w:p>
+    <w:p>
+      <w:pPr>
+        <w:spacing w:before="100" w:beforeAutospacing="1" w:after="100" w:afterAutospacing="1" w:line="240" w:lineRule="auto"/>
+        <w:ind w:left="720"/>
+        <w:rPr>
           <w:rFonts w:ascii="Times New Roman" w:eastAsia="Times New Roman" w:hAnsi="Times New Roman" w:cs="Times New Roman"/>
+          <w:b/>
           <w:sz w:val="24"/>
           <w:szCs w:val="24"/>
         </w:rPr>
@@ -17085,6 +17725,17 @@
       <w:iCs/>
     </w:rPr>
   </w:style>
+  <w:style w:type="character" w:styleId="Hyperlink">
+    <w:name w:val="Hyperlink"/>
+    <w:basedOn w:val="DefaultParagraphFont"/>
+    <w:uiPriority w:val="99"/>
+    <w:unhideWhenUsed/>
+    <w:rsid w:val="00511159"/>
+    <w:rPr>
+      <w:color w:val="0563C1" w:themeColor="hyperlink"/>
+      <w:u w:val="single"/>
+    </w:rPr>
+  </w:style>
 </w:styles>
 </file>
 
